--- a/ProiectIS2.docx
+++ b/ProiectIS2.docx
@@ -98,6 +98,7 @@
     </w:p>
     <w:p>
       <w:pPr>
+        <w:ind w:firstLine="720"/>
         <w:jc w:val="both"/>
         <w:rPr>
           <w:lang w:val="ro-RO"/>
@@ -106,35 +107,355 @@
     </w:p>
     <w:p>
       <w:pPr>
+        <w:ind w:firstLine="720"/>
         <w:jc w:val="both"/>
         <w:rPr>
           <w:lang w:val="ro-RO"/>
         </w:rPr>
       </w:pPr>
-    </w:p>
-    <w:p>
-      <w:pPr>
-        <w:jc w:val="both"/>
-        <w:rPr>
-          <w:lang w:val="ro-RO"/>
-        </w:rPr>
-      </w:pPr>
-    </w:p>
-    <w:p>
-      <w:pPr>
-        <w:jc w:val="both"/>
-        <w:rPr>
-          <w:lang w:val="ro-RO"/>
-        </w:rPr>
-      </w:pPr>
-    </w:p>
-    <w:p>
-      <w:pPr>
-        <w:jc w:val="both"/>
-        <w:rPr>
-          <w:lang w:val="ro-RO"/>
-        </w:rPr>
-      </w:pPr>
+      <w:r>
+        <w:rPr>
+          <w:lang w:val="ro-RO"/>
+        </w:rPr>
+        <w:t xml:space="preserve">Aplicația web are în spate </w:t>
+      </w:r>
+      <w:r>
+        <w:t xml:space="preserve">ASP.NET Core </w:t>
+      </w:r>
+      <w:proofErr w:type="spellStart"/>
+      <w:r>
+        <w:t>și</w:t>
+      </w:r>
+      <w:proofErr w:type="spellEnd"/>
+      <w:r>
+        <w:t xml:space="preserve"> Entity Framework</w:t>
+      </w:r>
+      <w:r>
+        <w:t xml:space="preserve"> (</w:t>
+      </w:r>
+      <w:proofErr w:type="spellStart"/>
+      <w:r>
+        <w:t>limbajul</w:t>
+      </w:r>
+      <w:proofErr w:type="spellEnd"/>
+      <w:r>
+        <w:t xml:space="preserve"> C#)</w:t>
+      </w:r>
+      <w:r>
+        <w:t xml:space="preserve">, care le </w:t>
+      </w:r>
+      <w:proofErr w:type="spellStart"/>
+      <w:r>
+        <w:t>permite</w:t>
+      </w:r>
+      <w:proofErr w:type="spellEnd"/>
+      <w:r>
+        <w:t xml:space="preserve"> </w:t>
+      </w:r>
+      <w:proofErr w:type="spellStart"/>
+      <w:r>
+        <w:t>clienților</w:t>
+      </w:r>
+      <w:proofErr w:type="spellEnd"/>
+      <w:r>
+        <w:t xml:space="preserve"> </w:t>
+      </w:r>
+      <w:proofErr w:type="spellStart"/>
+      <w:r>
+        <w:t>să</w:t>
+      </w:r>
+      <w:proofErr w:type="spellEnd"/>
+      <w:r>
+        <w:t xml:space="preserve"> </w:t>
+      </w:r>
+      <w:proofErr w:type="spellStart"/>
+      <w:r>
+        <w:t>navigheze</w:t>
+      </w:r>
+      <w:proofErr w:type="spellEnd"/>
+      <w:r>
+        <w:t xml:space="preserve"> </w:t>
+      </w:r>
+      <w:proofErr w:type="spellStart"/>
+      <w:r>
+        <w:t>în</w:t>
+      </w:r>
+      <w:proofErr w:type="spellEnd"/>
+      <w:r>
+        <w:t xml:space="preserve"> </w:t>
+      </w:r>
+      <w:proofErr w:type="spellStart"/>
+      <w:r>
+        <w:t>meniul</w:t>
+      </w:r>
+      <w:proofErr w:type="spellEnd"/>
+      <w:r>
+        <w:t xml:space="preserve"> </w:t>
+      </w:r>
+      <w:proofErr w:type="spellStart"/>
+      <w:r>
+        <w:t>unui</w:t>
+      </w:r>
+      <w:proofErr w:type="spellEnd"/>
+      <w:r>
+        <w:t xml:space="preserve"> restaurant, </w:t>
+      </w:r>
+      <w:proofErr w:type="spellStart"/>
+      <w:r>
+        <w:t>să</w:t>
+      </w:r>
+      <w:proofErr w:type="spellEnd"/>
+      <w:r>
+        <w:t xml:space="preserve"> </w:t>
+      </w:r>
+      <w:proofErr w:type="spellStart"/>
+      <w:r>
+        <w:t>adauge</w:t>
+      </w:r>
+      <w:proofErr w:type="spellEnd"/>
+      <w:r>
+        <w:t xml:space="preserve"> </w:t>
+      </w:r>
+      <w:proofErr w:type="spellStart"/>
+      <w:r>
+        <w:t>produse</w:t>
+      </w:r>
+      <w:proofErr w:type="spellEnd"/>
+      <w:r>
+        <w:t xml:space="preserve"> în </w:t>
+      </w:r>
+      <w:proofErr w:type="spellStart"/>
+      <w:r>
+        <w:t>coș</w:t>
+      </w:r>
+      <w:proofErr w:type="spellEnd"/>
+      <w:r>
+        <w:t xml:space="preserve"> </w:t>
+      </w:r>
+      <w:proofErr w:type="spellStart"/>
+      <w:r>
+        <w:t>și</w:t>
+      </w:r>
+      <w:proofErr w:type="spellEnd"/>
+      <w:r>
+        <w:t xml:space="preserve"> </w:t>
+      </w:r>
+      <w:proofErr w:type="spellStart"/>
+      <w:r>
+        <w:t>să</w:t>
+      </w:r>
+      <w:proofErr w:type="spellEnd"/>
+      <w:r>
+        <w:t xml:space="preserve"> </w:t>
+      </w:r>
+      <w:proofErr w:type="spellStart"/>
+      <w:r>
+        <w:t>plaseze</w:t>
+      </w:r>
+      <w:proofErr w:type="spellEnd"/>
+      <w:r>
+        <w:t xml:space="preserve"> </w:t>
+      </w:r>
+      <w:proofErr w:type="spellStart"/>
+      <w:r>
+        <w:t>comenzi</w:t>
+      </w:r>
+      <w:proofErr w:type="spellEnd"/>
+      <w:r>
+        <w:t xml:space="preserve"> online. </w:t>
+      </w:r>
+      <w:proofErr w:type="spellStart"/>
+      <w:r>
+        <w:t>Administratorii</w:t>
+      </w:r>
+      <w:proofErr w:type="spellEnd"/>
+      <w:r>
+        <w:t xml:space="preserve"> pot </w:t>
+      </w:r>
+      <w:proofErr w:type="spellStart"/>
+      <w:r>
+        <w:t>vizualiza</w:t>
+      </w:r>
+      <w:proofErr w:type="spellEnd"/>
+      <w:r>
+        <w:t xml:space="preserve"> </w:t>
+      </w:r>
+      <w:proofErr w:type="spellStart"/>
+      <w:r>
+        <w:t>și</w:t>
+      </w:r>
+      <w:proofErr w:type="spellEnd"/>
+      <w:r>
+        <w:t xml:space="preserve"> </w:t>
+      </w:r>
+      <w:proofErr w:type="spellStart"/>
+      <w:r>
+        <w:t>gestiona</w:t>
+      </w:r>
+      <w:proofErr w:type="spellEnd"/>
+      <w:r>
+        <w:t xml:space="preserve"> </w:t>
+      </w:r>
+      <w:proofErr w:type="spellStart"/>
+      <w:r>
+        <w:t>toate</w:t>
+      </w:r>
+      <w:proofErr w:type="spellEnd"/>
+      <w:r>
+        <w:t xml:space="preserve"> </w:t>
+      </w:r>
+      <w:proofErr w:type="spellStart"/>
+      <w:r>
+        <w:t>comenzile</w:t>
+      </w:r>
+      <w:proofErr w:type="spellEnd"/>
+      <w:r>
+        <w:t xml:space="preserve"> </w:t>
+      </w:r>
+      <w:proofErr w:type="spellStart"/>
+      <w:r>
+        <w:t>clienților</w:t>
+      </w:r>
+      <w:proofErr w:type="spellEnd"/>
+      <w:r>
+        <w:t xml:space="preserve">. </w:t>
+      </w:r>
+      <w:proofErr w:type="spellStart"/>
+      <w:r>
+        <w:t>Sistemul</w:t>
+      </w:r>
+      <w:proofErr w:type="spellEnd"/>
+      <w:r>
+        <w:t xml:space="preserve"> </w:t>
+      </w:r>
+      <w:proofErr w:type="spellStart"/>
+      <w:r>
+        <w:t>oferă</w:t>
+      </w:r>
+      <w:proofErr w:type="spellEnd"/>
+      <w:r>
+        <w:t xml:space="preserve"> o </w:t>
+      </w:r>
+      <w:proofErr w:type="spellStart"/>
+      <w:r>
+        <w:t>interfață</w:t>
+      </w:r>
+      <w:proofErr w:type="spellEnd"/>
+      <w:r>
+        <w:t xml:space="preserve"> </w:t>
+      </w:r>
+      <w:proofErr w:type="spellStart"/>
+      <w:r>
+        <w:t>simplă</w:t>
+      </w:r>
+      <w:proofErr w:type="spellEnd"/>
+      <w:r>
+        <w:t xml:space="preserve"> </w:t>
+      </w:r>
+      <w:proofErr w:type="spellStart"/>
+      <w:r>
+        <w:t>și</w:t>
+      </w:r>
+      <w:proofErr w:type="spellEnd"/>
+      <w:r>
+        <w:t xml:space="preserve"> </w:t>
+      </w:r>
+      <w:proofErr w:type="spellStart"/>
+      <w:r>
+        <w:t>ușor</w:t>
+      </w:r>
+      <w:proofErr w:type="spellEnd"/>
+      <w:r>
+        <w:t xml:space="preserve"> de </w:t>
+      </w:r>
+      <w:proofErr w:type="spellStart"/>
+      <w:r>
+        <w:t>utilizat</w:t>
+      </w:r>
+      <w:proofErr w:type="spellEnd"/>
+      <w:r>
+        <w:t xml:space="preserve">, </w:t>
+      </w:r>
+      <w:proofErr w:type="spellStart"/>
+      <w:r>
+        <w:t>menită</w:t>
+      </w:r>
+      <w:proofErr w:type="spellEnd"/>
+      <w:r>
+        <w:t xml:space="preserve"> </w:t>
+      </w:r>
+      <w:proofErr w:type="spellStart"/>
+      <w:r>
+        <w:t>să</w:t>
+      </w:r>
+      <w:proofErr w:type="spellEnd"/>
+      <w:r>
+        <w:t xml:space="preserve"> </w:t>
+      </w:r>
+      <w:proofErr w:type="spellStart"/>
+      <w:r>
+        <w:t>îmbunătățească</w:t>
+      </w:r>
+      <w:proofErr w:type="spellEnd"/>
+      <w:r>
+        <w:t xml:space="preserve"> </w:t>
+      </w:r>
+      <w:proofErr w:type="spellStart"/>
+      <w:r>
+        <w:t>experiența</w:t>
+      </w:r>
+      <w:proofErr w:type="spellEnd"/>
+      <w:r>
+        <w:t xml:space="preserve"> de </w:t>
+      </w:r>
+      <w:proofErr w:type="spellStart"/>
+      <w:r>
+        <w:t>comandare</w:t>
+      </w:r>
+      <w:proofErr w:type="spellEnd"/>
+      <w:r>
+        <w:t xml:space="preserve"> </w:t>
+      </w:r>
+      <w:proofErr w:type="spellStart"/>
+      <w:r>
+        <w:t>și</w:t>
+      </w:r>
+      <w:proofErr w:type="spellEnd"/>
+      <w:r>
+        <w:t xml:space="preserve"> </w:t>
+      </w:r>
+      <w:proofErr w:type="spellStart"/>
+      <w:r>
+        <w:t>să</w:t>
+      </w:r>
+      <w:proofErr w:type="spellEnd"/>
+      <w:r>
+        <w:t xml:space="preserve"> </w:t>
+      </w:r>
+      <w:proofErr w:type="spellStart"/>
+      <w:r>
+        <w:t>eficientizeze</w:t>
+      </w:r>
+      <w:proofErr w:type="spellEnd"/>
+      <w:r>
+        <w:t xml:space="preserve"> </w:t>
+      </w:r>
+      <w:proofErr w:type="spellStart"/>
+      <w:r>
+        <w:t>operațiunile</w:t>
+      </w:r>
+      <w:proofErr w:type="spellEnd"/>
+      <w:r>
+        <w:t xml:space="preserve"> </w:t>
+      </w:r>
+      <w:proofErr w:type="spellStart"/>
+      <w:r>
+        <w:t>restaurantului</w:t>
+      </w:r>
+      <w:proofErr w:type="spellEnd"/>
+      <w:r>
+        <w:t>.</w:t>
+      </w:r>
     </w:p>
     <w:p>
       <w:pPr>
@@ -283,7 +604,7 @@
           <w:lang w:val="ro-RO"/>
         </w:rPr>
         <w:drawing>
-          <wp:inline distT="0" distB="0" distL="0" distR="0" wp14:anchorId="2614DAA8" wp14:editId="57F2D79B">
+          <wp:inline distT="0" distB="0" distL="0" distR="0" wp14:anchorId="2614DAA8" wp14:editId="399F0DE3">
             <wp:extent cx="6014362" cy="5178391"/>
             <wp:effectExtent l="0" t="0" r="5715" b="3810"/>
             <wp:docPr id="1167833990" name="Picture 1" descr="A diagram of a process&#10;&#10;AI-generated content may be incorrect."/>
@@ -735,12 +1056,6 @@
         <w:lang w:val="ro-RO"/>
       </w:rPr>
       <w:tab/>
-    </w:r>
-    <w:r>
-      <w:rPr>
-        <w:rFonts w:ascii="Times New Roman" w:hAnsi="Times New Roman" w:cs="Times New Roman"/>
-        <w:lang w:val="ro-RO"/>
-      </w:rPr>
       <w:t>641AB sg.2</w:t>
     </w:r>
   </w:p>
